--- a/fuentes/CFA4_124108_DU.docx
+++ b/fuentes/CFA4_124108_DU.docx
@@ -263,16 +263,16 @@
         <mc:AlternateContent>
           <mc:Choice Requires="wps">
             <w:drawing>
-              <wp:anchor distT="45720" distB="45720" distL="114300" distR="114300" simplePos="0" relativeHeight="251662848" behindDoc="0" locked="0" layoutInCell="1" allowOverlap="1" wp14:anchorId="2E2DABF6" wp14:editId="53AA6AA6">
+              <wp:anchor distT="45720" distB="45720" distL="114300" distR="114300" simplePos="0" relativeHeight="251662848" behindDoc="0" locked="0" layoutInCell="1" allowOverlap="1" wp14:anchorId="2E2DABF6" wp14:editId="41CA6545">
                 <wp:simplePos x="0" y="0"/>
                 <wp:positionH relativeFrom="column">
-                  <wp:posOffset>-91440</wp:posOffset>
+                  <wp:posOffset>-92768</wp:posOffset>
                 </wp:positionH>
                 <wp:positionV relativeFrom="paragraph">
-                  <wp:posOffset>155765</wp:posOffset>
+                  <wp:posOffset>159637</wp:posOffset>
                 </wp:positionV>
-                <wp:extent cx="6209665" cy="1819275"/>
-                <wp:effectExtent l="0" t="0" r="0" b="9525"/>
+                <wp:extent cx="6092456" cy="914400"/>
+                <wp:effectExtent l="0" t="0" r="0" b="0"/>
                 <wp:wrapNone/>
                 <wp:docPr id="217" name="Cuadro de texto 2">
                   <a:extLst xmlns:a="http://schemas.openxmlformats.org/drawingml/2006/main">
@@ -293,7 +293,7 @@
                       <wps:spPr bwMode="auto">
                         <a:xfrm>
                           <a:off x="0" y="0"/>
-                          <a:ext cx="6209665" cy="1819275"/>
+                          <a:ext cx="6092456" cy="914400"/>
                         </a:xfrm>
                         <a:prstGeom prst="rect">
                           <a:avLst/>
@@ -344,7 +344,7 @@
                 <v:stroke joinstyle="miter"/>
                 <v:path gradientshapeok="t" o:connecttype="rect"/>
               </v:shapetype>
-              <v:shape id="Cuadro de texto 2" o:spid="_x0000_s1026" type="#_x0000_t202" alt="&quot;&quot;" style="position:absolute;left:0;text-align:left;margin-left:-7.2pt;margin-top:12.25pt;width:488.95pt;height:143.25pt;z-index:251662848;visibility:visible;mso-wrap-style:square;mso-width-percent:0;mso-height-percent:0;mso-wrap-distance-left:9pt;mso-wrap-distance-top:3.6pt;mso-wrap-distance-right:9pt;mso-wrap-distance-bottom:3.6pt;mso-position-horizontal:absolute;mso-position-horizontal-relative:text;mso-position-vertical:absolute;mso-position-vertical-relative:text;mso-width-percent:0;mso-height-percent:0;mso-width-relative:margin;mso-height-relative:margin;v-text-anchor:top" o:gfxdata="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" filled="f" stroked="f">
+              <v:shape id="Cuadro de texto 2" o:spid="_x0000_s1026" type="#_x0000_t202" alt="&quot;&quot;" style="position:absolute;left:0;text-align:left;margin-left:-7.3pt;margin-top:12.55pt;width:479.7pt;height:1in;z-index:251662848;visibility:visible;mso-wrap-style:square;mso-width-percent:0;mso-height-percent:0;mso-wrap-distance-left:9pt;mso-wrap-distance-top:3.6pt;mso-wrap-distance-right:9pt;mso-wrap-distance-bottom:3.6pt;mso-position-horizontal:absolute;mso-position-horizontal-relative:text;mso-position-vertical:absolute;mso-position-vertical-relative:text;mso-width-percent:0;mso-height-percent:0;mso-width-relative:margin;mso-height-relative:margin;v-text-anchor:top" o:gfxdata="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" filled="f" stroked="f">
                 <v:textbox>
                   <w:txbxContent>
                     <w:p>
@@ -2705,15 +2705,7 @@
           <w:bCs/>
           <w:lang w:val="es-419" w:eastAsia="es-CO"/>
         </w:rPr>
-        <w:t>A</w:t>
-      </w:r>
-      <w:r>
-        <w:rPr>
-          <w:b/>
-          <w:bCs/>
-          <w:lang w:val="es-419" w:eastAsia="es-CO"/>
-        </w:rPr>
-        <w:t>cuerdo de Niveles de Servicio (ANS)</w:t>
+        <w:t>Acuerdo de Niveles de Servicio (ANS)</w:t>
       </w:r>
     </w:p>
     <w:p>
@@ -3722,6 +3714,8 @@
     </w:p>
     <w:p>
       <w:pPr>
+        <w:spacing w:before="0" w:after="160" w:line="259" w:lineRule="auto"/>
+        <w:ind w:firstLine="0"/>
         <w:rPr>
           <w:b/>
         </w:rPr>
@@ -3730,6 +3724,20 @@
         <w:rPr>
           <w:b/>
         </w:rPr>
+        <w:br w:type="page"/>
+      </w:r>
+    </w:p>
+    <w:p>
+      <w:pPr>
+        <w:rPr>
+          <w:b/>
+        </w:rPr>
+      </w:pPr>
+      <w:r>
+        <w:rPr>
+          <w:b/>
+        </w:rPr>
+        <w:lastRenderedPageBreak/>
         <w:t>Dimensiones de la calidad del servicio</w:t>
       </w:r>
     </w:p>
@@ -3743,7 +3751,6 @@
         <w:rPr>
           <w:bCs/>
         </w:rPr>
-        <w:lastRenderedPageBreak/>
         <w:t>Existe una multiplicidad de modelos relacionados con las dimensiones del constructo de calidad del servicio, varios autores han generado modelos para medir la calidad y cada uno define sus dimensiones o factores determinantes en la manera como el cliente percibe y valida el servicio. Para realizar una generalidad en la evolución de este concepto de dimensión se presentan en la tabla, algunos modelos en línea de tiempo reconocidos en el escenario del servicio al cliente.</w:t>
       </w:r>
     </w:p>
@@ -4088,7 +4095,13 @@
               <w:ind w:firstLine="0"/>
             </w:pPr>
             <w:r>
-              <w:t>Interacción cliente-empresa.</w:t>
+              <w:t>Interacción cliente</w:t>
+            </w:r>
+            <w:r>
+              <w:t xml:space="preserve"> </w:t>
+            </w:r>
+            <w:r>
+              <w:t>empresa.</w:t>
             </w:r>
           </w:p>
           <w:p>
@@ -4254,6 +4267,9 @@
       </w:tr>
     </w:tbl>
     <w:p>
+      <w:pPr>
+        <w:ind w:firstLine="0"/>
+      </w:pPr>
       <w:r>
         <w:t>Nota. Esta tabla recoge algunos modelos y dimensiones del servicio al cliente destacados en una época.</w:t>
       </w:r>
@@ -4772,8 +4788,8 @@
           <w:noProof/>
         </w:rPr>
         <w:drawing>
-          <wp:inline distT="0" distB="0" distL="0" distR="0" wp14:anchorId="5C2CC934" wp14:editId="5D8E07DD">
-            <wp:extent cx="4772508" cy="2684536"/>
+          <wp:inline distT="0" distB="0" distL="0" distR="0" wp14:anchorId="5C2CC934" wp14:editId="49CF1122">
+            <wp:extent cx="4772508" cy="2684535"/>
             <wp:effectExtent l="0" t="0" r="0" b="1905"/>
             <wp:docPr id="1854435317" name="Imagen 1854435317">
               <a:extLst xmlns:a="http://schemas.openxmlformats.org/drawingml/2006/main">
@@ -4815,7 +4831,7 @@
                   <pic:spPr bwMode="auto">
                     <a:xfrm>
                       <a:off x="0" y="0"/>
-                      <a:ext cx="4772508" cy="2684536"/>
+                      <a:ext cx="4772508" cy="2684535"/>
                     </a:xfrm>
                     <a:prstGeom prst="rect">
                       <a:avLst/>
@@ -4837,16 +4853,10 @@
         <w:ind w:left="1415" w:firstLine="1"/>
       </w:pPr>
       <w:r>
-        <w:t xml:space="preserve">Nota. SENA, </w:t>
-      </w:r>
-      <w:r>
-        <w:t>(</w:t>
-      </w:r>
-      <w:r>
-        <w:t>2026</w:t>
-      </w:r>
-      <w:r>
-        <w:t>).</w:t>
+        <w:t xml:space="preserve">Video: </w:t>
+      </w:r>
+      <w:r>
+        <w:t>Nuevas tendencias</w:t>
       </w:r>
     </w:p>
     <w:p>
@@ -4884,23 +4894,7 @@
             <w:b/>
             <w:lang w:val="es-419"/>
           </w:rPr>
-          <w:t>Enlace de reproduc</w:t>
-        </w:r>
-        <w:r>
-          <w:rPr>
-            <w:rStyle w:val="Hipervnculo"/>
-            <w:b/>
-            <w:lang w:val="es-419"/>
-          </w:rPr>
-          <w:t>c</w:t>
-        </w:r>
-        <w:r>
-          <w:rPr>
-            <w:rStyle w:val="Hipervnculo"/>
-            <w:b/>
-            <w:lang w:val="es-419"/>
-          </w:rPr>
-          <w:t>ión del video</w:t>
+          <w:t>Enlace de reproducción del video</w:t>
         </w:r>
       </w:hyperlink>
     </w:p>
@@ -6275,13 +6269,44 @@
         <w:rPr>
           <w:lang w:val="es-419" w:eastAsia="es-CO"/>
         </w:rPr>
-        <w:t>El componente formativo Metales, insumos y cálculos para aleaciones aborda los fundamentos necesarios para el trabajo técnico en joyería, desde su comprensión conceptual hasta su aplicación en procesos de elaboración. Se inicia con el estudio de los metales, sus clases, propiedades, aplicaciones, origen y simbología. Posteriormente, se profundiza en la merma, lo que permite establecer su importancia en el control y optimización de materiales. Asimismo, se analizan los insumos y su cálculo, proporcionando herramientas para su correcta selección y uso. Se presentan los materiales e insumos para fundición, que influyen en la calidad del metal fundido, así como sus características técnicas. La documentación aborda también las piezas para joyería, sus conceptos, clases, características y técnicas básicas de elaboración. Para fortalecer la aplicación de estos contenidos, se incluyen aspectos de matemática básica y unidades de medida relacionadas con longitud, masa y volumen. Finalmente, se analiza el manejo de los instrumentos de peso, esenciales para garantizar precisión durante todo el proceso de trabajo con metales y aleaciones</w:t>
-      </w:r>
-      <w:r>
-        <w:rPr>
-          <w:lang w:val="es-419" w:eastAsia="es-CO"/>
-        </w:rPr>
-        <w:t>.</w:t>
+        <w:t xml:space="preserve">El </w:t>
+      </w:r>
+      <w:r>
+        <w:rPr>
+          <w:lang w:val="es-419" w:eastAsia="es-CO"/>
+        </w:rPr>
+        <w:t>c</w:t>
+      </w:r>
+      <w:r>
+        <w:rPr>
+          <w:lang w:val="es-419" w:eastAsia="es-CO"/>
+        </w:rPr>
+        <w:t xml:space="preserve">omponente </w:t>
+      </w:r>
+      <w:r>
+        <w:rPr>
+          <w:lang w:val="es-419" w:eastAsia="es-CO"/>
+        </w:rPr>
+        <w:t>f</w:t>
+      </w:r>
+      <w:r>
+        <w:rPr>
+          <w:lang w:val="es-419" w:eastAsia="es-CO"/>
+        </w:rPr>
+        <w:t>ormativo Servicio y atención al cliente ofrece al aprendiz una comprensión sobre los fundamentos del servicio al cliente en entornos empresariales y digitales, abordando conceptos relacionados con la definición de cliente, los tipos de clientes y las técnicas utilizadas para brindar atención efectiva. Asimismo, se estudian los acuerdos de niveles de servicio, la evaluación del servicio y el manejo de quejas y sugerencias, elementos que permiten comprender la importancia de generar experiencias positivas para los consumidores en diferentes contextos organizacionales.</w:t>
+      </w:r>
+    </w:p>
+    <w:p>
+      <w:pPr>
+        <w:rPr>
+          <w:lang w:val="es-419" w:eastAsia="es-CO"/>
+        </w:rPr>
+      </w:pPr>
+      <w:r>
+        <w:rPr>
+          <w:lang w:val="es-419" w:eastAsia="es-CO"/>
+        </w:rPr>
+        <w:t>El componente también desarrolla temas relacionados con la calidad y cultura de servicio, las dimensiones de la calidad del servicio y los modelos asociados a su evaluación, además, aborda los canales de servicio al cliente en redes sociales, las nuevas tendencias en la interacción digital y el proceso de atención en entornos virtuales. Finalmente, se presentan elementos de etiqueta empresarial y normativa legal relacionada con la protección de datos y el manejo ético de la información.</w:t>
       </w:r>
     </w:p>
     <w:p>
@@ -6297,10 +6322,10 @@
           <w:lang w:val="es-419" w:eastAsia="es-CO"/>
         </w:rPr>
         <w:drawing>
-          <wp:inline distT="0" distB="0" distL="0" distR="0" wp14:anchorId="15852BE2" wp14:editId="2AE71D53">
-            <wp:extent cx="6332220" cy="2795905"/>
-            <wp:effectExtent l="0" t="0" r="0" b="4445"/>
-            <wp:docPr id="1" name="Imagen 1" descr="El componente formativo Metales, insumos y cálculos para aleaciones ofrece una aproximación integral a los conocimientos fundamentales sobre los metales empleados en joyería y los insumos necesarios para su transformación. Este módulo analiza detalladamente sus clases, propiedades, aplicaciones y procesos básicos, resaltando su papel en la calidad de las aleaciones, y se desglosan también los elementos relacionados con la simbología técnica. Asimismo, se estudian los conceptos y cálculos de merma, claves para el control del material. La propuesta profundiza en los diferentes insumos y en los materiales para fundición, así como en sus características y función en el proceso.&#10;Además, se destacan los contenidos sobre piezas de joyería junto con sus clases, características y técnicas de elaboración, enfatizando los aspectos esenciales para su fabricación. Para complementar, se integran nociones de matemática básica, unidades de medida y manejo de instrumentos de peso, necesarios para la precisión en el trabajo con metales.&#10;"/>
+          <wp:inline distT="0" distB="0" distL="0" distR="0" wp14:anchorId="1C8C6D44" wp14:editId="58E68ECC">
+            <wp:extent cx="6400078" cy="1852258"/>
+            <wp:effectExtent l="0" t="0" r="1270" b="0"/>
+            <wp:docPr id="1909592125" name="Imagen 5" descr="El componente formativo Servicio y atención al cliente ofrece al aprendiz una comprensión sobre los fundamentos del servicio al cliente en entornos empresariales y digitales, abordando conceptos relacionados con la definición de cliente, los tipos de clientes y las técnicas utilizadas para brindar atención efectiva. Asimismo, se estudian los acuerdos de niveles de servicio, la evaluación del servicio y el manejo de quejas y sugerencias, elementos que permiten comprender la importancia de generar experiencias positivas para los consumidores en diferentes contextos organizacionales.&#10;El componente también desarrolla temas relacionados con la calidad y cultura de servicio, las dimensiones de la calidad del servicio y los modelos asociados a su evaluación, además, aborda los canales de servicio al cliente en redes sociales, las nuevas tendencias en la interacción digital y el proceso de atención en entornos virtuales. Finalmente, se presentan elementos de etiqueta empresarial y normativa legal relacionada con la protección de datos y el manejo ético de la información."/>
             <wp:cNvGraphicFramePr>
               <a:graphicFrameLocks xmlns:a="http://schemas.openxmlformats.org/drawingml/2006/main" noChangeAspect="1"/>
             </wp:cNvGraphicFramePr>
@@ -6308,23 +6333,33 @@
               <a:graphicData uri="http://schemas.openxmlformats.org/drawingml/2006/picture">
                 <pic:pic xmlns:pic="http://schemas.openxmlformats.org/drawingml/2006/picture">
                   <pic:nvPicPr>
-                    <pic:cNvPr id="1" name="Imagen 1" descr="El componente formativo Metales, insumos y cálculos para aleaciones ofrece una aproximación integral a los conocimientos fundamentales sobre los metales empleados en joyería y los insumos necesarios para su transformación. Este módulo analiza detalladamente sus clases, propiedades, aplicaciones y procesos básicos, resaltando su papel en la calidad de las aleaciones, y se desglosan también los elementos relacionados con la simbología técnica. Asimismo, se estudian los conceptos y cálculos de merma, claves para el control del material. La propuesta profundiza en los diferentes insumos y en los materiales para fundición, así como en sus características y función en el proceso.&#10;Además, se destacan los contenidos sobre piezas de joyería junto con sus clases, características y técnicas de elaboración, enfatizando los aspectos esenciales para su fabricación. Para complementar, se integran nociones de matemática básica, unidades de medida y manejo de instrumentos de peso, necesarios para la precisión en el trabajo con metales.&#10;"/>
-                    <pic:cNvPicPr/>
+                    <pic:cNvPr id="1909592125" name="Imagen 5" descr="El componente formativo Servicio y atención al cliente ofrece al aprendiz una comprensión sobre los fundamentos del servicio al cliente en entornos empresariales y digitales, abordando conceptos relacionados con la definición de cliente, los tipos de clientes y las técnicas utilizadas para brindar atención efectiva. Asimismo, se estudian los acuerdos de niveles de servicio, la evaluación del servicio y el manejo de quejas y sugerencias, elementos que permiten comprender la importancia de generar experiencias positivas para los consumidores en diferentes contextos organizacionales.&#10;El componente también desarrolla temas relacionados con la calidad y cultura de servicio, las dimensiones de la calidad del servicio y los modelos asociados a su evaluación, además, aborda los canales de servicio al cliente en redes sociales, las nuevas tendencias en la interacción digital y el proceso de atención en entornos virtuales. Finalmente, se presentan elementos de etiqueta empresarial y normativa legal relacionada con la protección de datos y el manejo ético de la información."/>
+                    <pic:cNvPicPr>
+                      <a:picLocks noChangeAspect="1" noChangeArrowheads="1"/>
+                    </pic:cNvPicPr>
                   </pic:nvPicPr>
                   <pic:blipFill>
-                    <a:blip r:embed="rId16"/>
+                    <a:blip r:embed="rId16">
+                      <a:extLst>
+                        <a:ext uri="{28A0092B-C50C-407E-A947-70E740481C1C}">
+                          <a14:useLocalDpi xmlns:a14="http://schemas.microsoft.com/office/drawing/2010/main" val="0"/>
+                        </a:ext>
+                      </a:extLst>
+                    </a:blip>
+                    <a:srcRect/>
                     <a:stretch>
                       <a:fillRect/>
                     </a:stretch>
                   </pic:blipFill>
-                  <pic:spPr>
+                  <pic:spPr bwMode="auto">
                     <a:xfrm>
                       <a:off x="0" y="0"/>
-                      <a:ext cx="6332220" cy="2795905"/>
+                      <a:ext cx="6446743" cy="1865763"/>
                     </a:xfrm>
                     <a:prstGeom prst="rect">
                       <a:avLst/>
                     </a:prstGeom>
+                    <a:noFill/>
                   </pic:spPr>
                 </pic:pic>
               </a:graphicData>
@@ -6575,510 +6610,149 @@
       </w:r>
     </w:p>
     <w:p>
-      <w:pPr>
-        <w:pStyle w:val="Normal0"/>
-        <w:ind w:firstLine="708"/>
-        <w:rPr>
-          <w:rFonts w:asciiTheme="minorHAnsi" w:hAnsiTheme="minorHAnsi" w:cstheme="minorHAnsi"/>
-          <w:sz w:val="28"/>
-          <w:szCs w:val="28"/>
-        </w:rPr>
-      </w:pPr>
-      <w:r>
-        <w:rPr>
-          <w:rFonts w:asciiTheme="minorHAnsi" w:hAnsiTheme="minorHAnsi" w:cstheme="minorHAnsi"/>
-          <w:sz w:val="28"/>
-          <w:szCs w:val="28"/>
-        </w:rPr>
+      <w:r>
         <w:t>Albán, J. (2002). Etiqueta y protocolo. 1ª edición.</w:t>
       </w:r>
     </w:p>
     <w:p>
-      <w:pPr>
-        <w:pStyle w:val="Normal0"/>
-        <w:ind w:firstLine="708"/>
-        <w:rPr>
-          <w:rFonts w:asciiTheme="minorHAnsi" w:hAnsiTheme="minorHAnsi" w:cstheme="minorHAnsi"/>
-          <w:sz w:val="28"/>
-          <w:szCs w:val="28"/>
-        </w:rPr>
-      </w:pPr>
-    </w:p>
-    <w:p>
-      <w:pPr>
-        <w:pStyle w:val="Normal0"/>
-        <w:ind w:firstLine="708"/>
-        <w:rPr>
-          <w:rFonts w:asciiTheme="minorHAnsi" w:hAnsiTheme="minorHAnsi" w:cstheme="minorHAnsi"/>
-          <w:sz w:val="28"/>
-          <w:szCs w:val="28"/>
-        </w:rPr>
-      </w:pPr>
-      <w:r>
-        <w:rPr>
-          <w:rFonts w:asciiTheme="minorHAnsi" w:hAnsiTheme="minorHAnsi" w:cstheme="minorHAnsi"/>
-          <w:sz w:val="28"/>
-          <w:szCs w:val="28"/>
-        </w:rPr>
+      <w:r>
         <w:t>Constitución Política de Colombia [Const.]. Art. 15. 1991 (Colombia).</w:t>
       </w:r>
     </w:p>
     <w:p>
-      <w:pPr>
-        <w:pStyle w:val="Normal0"/>
-        <w:ind w:firstLine="708"/>
-        <w:rPr>
-          <w:rFonts w:asciiTheme="minorHAnsi" w:hAnsiTheme="minorHAnsi" w:cstheme="minorHAnsi"/>
-          <w:sz w:val="28"/>
-          <w:szCs w:val="28"/>
-        </w:rPr>
-      </w:pPr>
-    </w:p>
-    <w:p>
-      <w:pPr>
-        <w:pStyle w:val="Normal0"/>
-        <w:ind w:firstLine="708"/>
-        <w:rPr>
-          <w:rFonts w:asciiTheme="minorHAnsi" w:hAnsiTheme="minorHAnsi" w:cstheme="minorHAnsi"/>
-          <w:sz w:val="28"/>
-          <w:szCs w:val="28"/>
-        </w:rPr>
-      </w:pPr>
-      <w:r>
-        <w:rPr>
-          <w:rFonts w:asciiTheme="minorHAnsi" w:hAnsiTheme="minorHAnsi" w:cstheme="minorHAnsi"/>
-          <w:sz w:val="28"/>
-          <w:szCs w:val="28"/>
-        </w:rPr>
+      <w:r>
         <w:t>Decreto 1377 de 2013. [Presidencia de la República de Colombia]. Por el cual se reglamenta parcialmente la Ley 1581 de 2012. Junio 27 de 2013.</w:t>
       </w:r>
     </w:p>
     <w:p>
-      <w:pPr>
-        <w:pStyle w:val="Normal0"/>
-        <w:ind w:firstLine="708"/>
-        <w:rPr>
-          <w:rFonts w:asciiTheme="minorHAnsi" w:hAnsiTheme="minorHAnsi" w:cstheme="minorHAnsi"/>
-          <w:sz w:val="28"/>
-          <w:szCs w:val="28"/>
-        </w:rPr>
-      </w:pPr>
-    </w:p>
-    <w:p>
-      <w:pPr>
-        <w:pStyle w:val="Normal0"/>
-        <w:ind w:firstLine="708"/>
-        <w:rPr>
-          <w:rFonts w:asciiTheme="minorHAnsi" w:hAnsiTheme="minorHAnsi" w:cstheme="minorHAnsi"/>
-          <w:sz w:val="28"/>
-          <w:szCs w:val="28"/>
-        </w:rPr>
-      </w:pPr>
-      <w:r>
-        <w:rPr>
-          <w:rFonts w:asciiTheme="minorHAnsi" w:hAnsiTheme="minorHAnsi" w:cstheme="minorHAnsi"/>
-          <w:sz w:val="28"/>
-          <w:szCs w:val="28"/>
-        </w:rPr>
+      <w:r>
         <w:t>Deming, W. E. (2009). Calidad, productividad y competitividad: la salida de la crisis. Ediciones Diaz de Santos.</w:t>
       </w:r>
     </w:p>
     <w:p>
-      <w:pPr>
-        <w:pStyle w:val="Normal0"/>
-        <w:ind w:firstLine="708"/>
-        <w:rPr>
-          <w:rFonts w:asciiTheme="minorHAnsi" w:hAnsiTheme="minorHAnsi" w:cstheme="minorHAnsi"/>
-          <w:sz w:val="28"/>
-          <w:szCs w:val="28"/>
-        </w:rPr>
-      </w:pPr>
-    </w:p>
-    <w:p>
-      <w:pPr>
-        <w:pStyle w:val="Normal0"/>
-        <w:ind w:firstLine="708"/>
-        <w:rPr>
-          <w:rFonts w:asciiTheme="minorHAnsi" w:hAnsiTheme="minorHAnsi" w:cstheme="minorHAnsi"/>
-          <w:sz w:val="28"/>
-          <w:szCs w:val="28"/>
-        </w:rPr>
-      </w:pPr>
-      <w:r>
-        <w:rPr>
-          <w:rFonts w:asciiTheme="minorHAnsi" w:hAnsiTheme="minorHAnsi" w:cstheme="minorHAnsi"/>
-          <w:sz w:val="28"/>
-          <w:szCs w:val="28"/>
-        </w:rPr>
+      <w:r>
         <w:t>Ley 1266 de 2008. Por la cual se dictan las disposiciones generales del hábeas data y se regula el manejo de la información contenida en bases de datos personales, en especial la financiera, crediticia, comercial, de servicios y la proveniente de terceros países y se dictan otras disposiciones. Diciembre 31 de 2008.</w:t>
       </w:r>
     </w:p>
     <w:p>
-      <w:pPr>
-        <w:pStyle w:val="Normal0"/>
-        <w:ind w:firstLine="708"/>
-        <w:rPr>
-          <w:rFonts w:asciiTheme="minorHAnsi" w:hAnsiTheme="minorHAnsi" w:cstheme="minorHAnsi"/>
-          <w:sz w:val="28"/>
-          <w:szCs w:val="28"/>
-        </w:rPr>
-      </w:pPr>
-    </w:p>
-    <w:p>
-      <w:pPr>
-        <w:pStyle w:val="Normal0"/>
-        <w:ind w:firstLine="708"/>
-        <w:rPr>
-          <w:rFonts w:asciiTheme="minorHAnsi" w:hAnsiTheme="minorHAnsi" w:cstheme="minorHAnsi"/>
-          <w:sz w:val="28"/>
-          <w:szCs w:val="28"/>
-        </w:rPr>
-      </w:pPr>
-      <w:r>
-        <w:rPr>
-          <w:rFonts w:asciiTheme="minorHAnsi" w:hAnsiTheme="minorHAnsi" w:cstheme="minorHAnsi"/>
-          <w:sz w:val="28"/>
-          <w:szCs w:val="28"/>
-        </w:rPr>
+      <w:r>
         <w:t>Ley 1581 de 2012. Por la cual se dictan disposiciones generales para la protección de datos personales. Octubre 17 de 2012.</w:t>
       </w:r>
     </w:p>
     <w:p>
-      <w:pPr>
-        <w:pStyle w:val="Normal0"/>
-        <w:ind w:firstLine="708"/>
-        <w:rPr>
-          <w:rFonts w:asciiTheme="minorHAnsi" w:hAnsiTheme="minorHAnsi" w:cstheme="minorHAnsi"/>
-          <w:sz w:val="28"/>
-          <w:szCs w:val="28"/>
-        </w:rPr>
-      </w:pPr>
-    </w:p>
-    <w:p>
-      <w:pPr>
-        <w:pStyle w:val="Normal0"/>
-        <w:ind w:firstLine="708"/>
-        <w:rPr>
-          <w:rFonts w:asciiTheme="minorHAnsi" w:hAnsiTheme="minorHAnsi" w:cstheme="minorHAnsi"/>
-          <w:sz w:val="28"/>
-          <w:szCs w:val="28"/>
-        </w:rPr>
-      </w:pPr>
-      <w:r>
-        <w:rPr>
-          <w:rFonts w:asciiTheme="minorHAnsi" w:hAnsiTheme="minorHAnsi" w:cstheme="minorHAnsi"/>
-          <w:sz w:val="28"/>
-          <w:szCs w:val="28"/>
-        </w:rPr>
+      <w:r>
         <w:t>Maciá, F., y Gosende, J. (2011). Marketing con redes sociales. Anaya Multimedia.</w:t>
       </w:r>
     </w:p>
     <w:p>
-      <w:pPr>
-        <w:pStyle w:val="Normal0"/>
-        <w:ind w:firstLine="708"/>
-        <w:rPr>
-          <w:rFonts w:asciiTheme="minorHAnsi" w:hAnsiTheme="minorHAnsi" w:cstheme="minorHAnsi"/>
-          <w:sz w:val="28"/>
-          <w:szCs w:val="28"/>
-        </w:rPr>
-      </w:pPr>
-    </w:p>
-    <w:p>
-      <w:pPr>
-        <w:pStyle w:val="Normal0"/>
-        <w:ind w:firstLine="708"/>
-        <w:rPr>
-          <w:rFonts w:asciiTheme="minorHAnsi" w:hAnsiTheme="minorHAnsi" w:cstheme="minorHAnsi"/>
-          <w:sz w:val="28"/>
-          <w:szCs w:val="28"/>
-        </w:rPr>
-      </w:pPr>
-      <w:r>
-        <w:rPr>
-          <w:rFonts w:asciiTheme="minorHAnsi" w:hAnsiTheme="minorHAnsi" w:cstheme="minorHAnsi"/>
-          <w:sz w:val="28"/>
-          <w:szCs w:val="28"/>
-          <w:highlight w:val="yellow"/>
-        </w:rPr>
+      <w:r>
         <w:t>Macone, C. F. (2017). Programa para el mejoramiento de la calidad de atención al usuario en el Laboratorio de la Clínica DR. A. L. Briceño Rossi. [Trabajo especial de grado, Universidad Católica Andrés Bello]. Repositorio Institucional UCAB.</w:t>
       </w:r>
       <w:r>
-        <w:rPr>
-          <w:rFonts w:asciiTheme="minorHAnsi" w:hAnsiTheme="minorHAnsi" w:cstheme="minorHAnsi"/>
-          <w:sz w:val="28"/>
-          <w:szCs w:val="28"/>
-        </w:rPr>
         <w:t xml:space="preserve"> </w:t>
       </w:r>
     </w:p>
     <w:p>
-      <w:pPr>
-        <w:pStyle w:val="Normal0"/>
-        <w:ind w:firstLine="708"/>
-        <w:rPr>
-          <w:rFonts w:asciiTheme="minorHAnsi" w:hAnsiTheme="minorHAnsi" w:cstheme="minorHAnsi"/>
-          <w:sz w:val="28"/>
-          <w:szCs w:val="28"/>
-        </w:rPr>
-      </w:pPr>
-    </w:p>
-    <w:p>
-      <w:pPr>
-        <w:pStyle w:val="Normal0"/>
-        <w:ind w:firstLine="708"/>
-        <w:rPr>
-          <w:rFonts w:asciiTheme="minorHAnsi" w:hAnsiTheme="minorHAnsi" w:cstheme="minorHAnsi"/>
-          <w:sz w:val="28"/>
-          <w:szCs w:val="28"/>
-        </w:rPr>
-      </w:pPr>
-      <w:r>
-        <w:rPr>
-          <w:rFonts w:asciiTheme="minorHAnsi" w:hAnsiTheme="minorHAnsi" w:cstheme="minorHAnsi"/>
-          <w:sz w:val="28"/>
-          <w:szCs w:val="28"/>
-        </w:rPr>
+      <w:r>
         <w:t xml:space="preserve">Montoya, C. y Boyero, M. (2013). El CRM como herramienta para el servicio al cliente en la organización. Revista Científica Visión de futuro, 17(1), p. 130-151. </w:t>
       </w:r>
       <w:hyperlink r:id="rId17" w:history="1">
         <w:r>
           <w:rPr>
             <w:rStyle w:val="Hipervnculo"/>
-            <w:rFonts w:asciiTheme="minorHAnsi" w:hAnsiTheme="minorHAnsi" w:cstheme="minorHAnsi"/>
-            <w:sz w:val="28"/>
+            <w:rFonts w:cstheme="minorHAnsi"/>
             <w:szCs w:val="28"/>
           </w:rPr>
           <w:t>https://revistacientifica.fce.unam.edu.ar/index.php?option=com_content&amp;view=article&amp;id=323:el-crm-como-herramienta-para-el-servicio-al-cliente-en-la-organizacion&amp;catid=131:articulos-en-espanol</w:t>
         </w:r>
       </w:hyperlink>
       <w:r>
-        <w:rPr>
-          <w:rFonts w:asciiTheme="minorHAnsi" w:hAnsiTheme="minorHAnsi" w:cstheme="minorHAnsi"/>
-          <w:sz w:val="28"/>
-          <w:szCs w:val="28"/>
-        </w:rPr>
         <w:t xml:space="preserve"> </w:t>
       </w:r>
     </w:p>
     <w:p>
-      <w:pPr>
-        <w:pStyle w:val="Normal0"/>
-        <w:ind w:firstLine="708"/>
-        <w:rPr>
-          <w:rFonts w:asciiTheme="minorHAnsi" w:hAnsiTheme="minorHAnsi" w:cstheme="minorHAnsi"/>
-          <w:sz w:val="28"/>
-          <w:szCs w:val="28"/>
-        </w:rPr>
-      </w:pPr>
-      <w:r>
-        <w:rPr>
-          <w:rFonts w:asciiTheme="minorHAnsi" w:hAnsiTheme="minorHAnsi" w:cstheme="minorHAnsi"/>
-          <w:sz w:val="28"/>
-          <w:szCs w:val="28"/>
-        </w:rPr>
+      <w:r>
         <w:lastRenderedPageBreak/>
-        <w:t>Mora, C., C. E. (2011). La calidad del servicio y la satisfacción del consumidor. Revista Brasileira de Marketing, 10(2), p. 146-162.</w:t>
-      </w:r>
-    </w:p>
-    <w:p>
-      <w:pPr>
-        <w:pStyle w:val="Normal0"/>
-        <w:ind w:firstLine="708"/>
-        <w:rPr>
-          <w:rFonts w:asciiTheme="minorHAnsi" w:hAnsiTheme="minorHAnsi" w:cstheme="minorHAnsi"/>
-          <w:sz w:val="28"/>
-          <w:szCs w:val="28"/>
-        </w:rPr>
-      </w:pPr>
-    </w:p>
-    <w:p>
-      <w:pPr>
-        <w:pStyle w:val="Normal0"/>
-        <w:ind w:firstLine="708"/>
-        <w:rPr>
-          <w:rFonts w:asciiTheme="minorHAnsi" w:hAnsiTheme="minorHAnsi" w:cstheme="minorHAnsi"/>
-          <w:sz w:val="28"/>
-          <w:szCs w:val="28"/>
-        </w:rPr>
-      </w:pPr>
-      <w:r>
-        <w:rPr>
-          <w:rFonts w:asciiTheme="minorHAnsi" w:hAnsiTheme="minorHAnsi" w:cstheme="minorHAnsi"/>
-          <w:sz w:val="28"/>
-          <w:szCs w:val="28"/>
-        </w:rPr>
+        <w:t xml:space="preserve">Mora, C., C. E. (2011). La calidad del servicio y la satisfacción del consumidor. Revista Brasileira de </w:t>
+      </w:r>
+      <w:r>
+        <w:rPr>
+          <w:rStyle w:val="Extranjerismo"/>
+        </w:rPr>
+        <w:t>Marketing</w:t>
+      </w:r>
+      <w:r>
+        <w:t>, 10(2), p. 146-162.</w:t>
+      </w:r>
+    </w:p>
+    <w:p>
+      <w:r>
         <w:t xml:space="preserve">Pérez, V. (2016). Calidad total en la atención al cliente. Pautas para garantizar la excelencia en el servicio. Editorial Ideas propias. </w:t>
       </w:r>
       <w:hyperlink r:id="rId18" w:history="1">
         <w:r>
           <w:rPr>
             <w:rStyle w:val="Hipervnculo"/>
-            <w:rFonts w:asciiTheme="minorHAnsi" w:hAnsiTheme="minorHAnsi" w:cstheme="minorHAnsi"/>
-            <w:sz w:val="28"/>
+            <w:rFonts w:cstheme="minorHAnsi"/>
             <w:szCs w:val="28"/>
           </w:rPr>
           <w:t>https://www.academia.edu/8910048/CALIDAD_TOTAL_EN_LA_ATENCI%C3%93N_AL_CLIENTE_Pautas_para_Garantizar_la_Excelencia_en_el_Servicio</w:t>
         </w:r>
       </w:hyperlink>
       <w:r>
-        <w:rPr>
-          <w:rFonts w:asciiTheme="minorHAnsi" w:hAnsiTheme="minorHAnsi" w:cstheme="minorHAnsi"/>
-          <w:sz w:val="28"/>
-          <w:szCs w:val="28"/>
-        </w:rPr>
         <w:t xml:space="preserve"> </w:t>
       </w:r>
     </w:p>
     <w:p>
-      <w:pPr>
-        <w:pStyle w:val="Normal0"/>
-        <w:ind w:firstLine="708"/>
-        <w:rPr>
-          <w:rFonts w:asciiTheme="minorHAnsi" w:hAnsiTheme="minorHAnsi" w:cstheme="minorHAnsi"/>
-          <w:sz w:val="28"/>
-          <w:szCs w:val="28"/>
-        </w:rPr>
-      </w:pPr>
-    </w:p>
-    <w:p>
-      <w:pPr>
-        <w:pStyle w:val="Normal0"/>
-        <w:ind w:firstLine="708"/>
-        <w:rPr>
-          <w:rFonts w:asciiTheme="minorHAnsi" w:hAnsiTheme="minorHAnsi" w:cstheme="minorHAnsi"/>
-          <w:sz w:val="28"/>
-          <w:szCs w:val="28"/>
-        </w:rPr>
-      </w:pPr>
-      <w:r>
-        <w:rPr>
-          <w:rFonts w:asciiTheme="minorHAnsi" w:hAnsiTheme="minorHAnsi" w:cstheme="minorHAnsi"/>
-          <w:sz w:val="28"/>
-          <w:szCs w:val="28"/>
-        </w:rPr>
+      <w:r>
         <w:t xml:space="preserve">Pincay, Y., Parra, F., C. (2020). Gestión de la calidad en el servicio al cliente de las PYMES comercializadoras. Una mirada en Ecuador. Revista Científica Dominio de las Ciencias, 6 (3), p. 1118-1142. </w:t>
       </w:r>
       <w:hyperlink r:id="rId19" w:history="1">
         <w:r>
           <w:rPr>
             <w:rStyle w:val="Hipervnculo"/>
-            <w:rFonts w:asciiTheme="minorHAnsi" w:hAnsiTheme="minorHAnsi" w:cstheme="minorHAnsi"/>
-            <w:sz w:val="28"/>
+            <w:rFonts w:cstheme="minorHAnsi"/>
             <w:szCs w:val="28"/>
           </w:rPr>
           <w:t>https://dialnet.unirioja.es/servlet/articulo?codigo=7539747</w:t>
         </w:r>
       </w:hyperlink>
       <w:r>
-        <w:rPr>
-          <w:rFonts w:asciiTheme="minorHAnsi" w:hAnsiTheme="minorHAnsi" w:cstheme="minorHAnsi"/>
-          <w:sz w:val="28"/>
-          <w:szCs w:val="28"/>
-        </w:rPr>
         <w:t xml:space="preserve"> </w:t>
       </w:r>
     </w:p>
     <w:p>
-      <w:pPr>
-        <w:pStyle w:val="Normal0"/>
-        <w:ind w:firstLine="708"/>
-        <w:rPr>
-          <w:rFonts w:asciiTheme="minorHAnsi" w:hAnsiTheme="minorHAnsi" w:cstheme="minorHAnsi"/>
-          <w:sz w:val="28"/>
-          <w:szCs w:val="28"/>
-        </w:rPr>
-      </w:pPr>
-    </w:p>
-    <w:p>
-      <w:pPr>
-        <w:pStyle w:val="Normal0"/>
-        <w:ind w:firstLine="708"/>
-        <w:rPr>
-          <w:rFonts w:asciiTheme="minorHAnsi" w:hAnsiTheme="minorHAnsi" w:cstheme="minorHAnsi"/>
-          <w:sz w:val="28"/>
-          <w:szCs w:val="28"/>
-        </w:rPr>
-      </w:pPr>
-      <w:r>
-        <w:rPr>
-          <w:rFonts w:asciiTheme="minorHAnsi" w:hAnsiTheme="minorHAnsi" w:cstheme="minorHAnsi"/>
-          <w:sz w:val="28"/>
-          <w:szCs w:val="28"/>
-        </w:rPr>
+      <w:r>
         <w:t xml:space="preserve">Thompson, I. (2009). Definición de cliente. </w:t>
       </w:r>
       <w:hyperlink r:id="rId20" w:history="1">
         <w:r>
           <w:rPr>
             <w:rStyle w:val="Hipervnculo"/>
-            <w:rFonts w:asciiTheme="minorHAnsi" w:hAnsiTheme="minorHAnsi" w:cstheme="minorHAnsi"/>
-            <w:sz w:val="28"/>
+            <w:rFonts w:cstheme="minorHAnsi"/>
             <w:szCs w:val="28"/>
           </w:rPr>
           <w:t>https://www.promonegocios.net/clientes/cliente-definicion.html</w:t>
         </w:r>
       </w:hyperlink>
       <w:r>
-        <w:rPr>
-          <w:rFonts w:asciiTheme="minorHAnsi" w:hAnsiTheme="minorHAnsi" w:cstheme="minorHAnsi"/>
-          <w:sz w:val="28"/>
-          <w:szCs w:val="28"/>
-        </w:rPr>
         <w:t xml:space="preserve"> </w:t>
       </w:r>
     </w:p>
     <w:p>
-      <w:pPr>
-        <w:pStyle w:val="Normal0"/>
-        <w:ind w:firstLine="708"/>
-        <w:rPr>
-          <w:rFonts w:asciiTheme="minorHAnsi" w:hAnsiTheme="minorHAnsi" w:cstheme="minorHAnsi"/>
-          <w:sz w:val="28"/>
-          <w:szCs w:val="28"/>
-        </w:rPr>
-      </w:pPr>
-    </w:p>
-    <w:p>
-      <w:pPr>
-        <w:pStyle w:val="Normal0"/>
-        <w:ind w:firstLine="708"/>
-        <w:rPr>
-          <w:rFonts w:asciiTheme="minorHAnsi" w:hAnsiTheme="minorHAnsi" w:cstheme="minorHAnsi"/>
-          <w:sz w:val="28"/>
-          <w:szCs w:val="28"/>
-        </w:rPr>
-      </w:pPr>
-      <w:r>
-        <w:rPr>
-          <w:rFonts w:asciiTheme="minorHAnsi" w:hAnsiTheme="minorHAnsi" w:cstheme="minorHAnsi"/>
-          <w:sz w:val="28"/>
-          <w:szCs w:val="28"/>
-        </w:rPr>
+      <w:r>
         <w:t xml:space="preserve">Vera, J. y Trujillo, A. (2013). Factores relevantes de calidad en el servicio en el sector de concreto en el mercado de clientes pequeños y de hogar. Panorama Socioeconómico, 31(46), p. 14-28. </w:t>
       </w:r>
       <w:hyperlink r:id="rId21" w:history="1">
         <w:r>
           <w:rPr>
             <w:rStyle w:val="Hipervnculo"/>
-            <w:rFonts w:asciiTheme="minorHAnsi" w:hAnsiTheme="minorHAnsi" w:cstheme="minorHAnsi"/>
-            <w:sz w:val="28"/>
+            <w:rFonts w:cstheme="minorHAnsi"/>
             <w:szCs w:val="28"/>
           </w:rPr>
           <w:t>https://www.redalyc.org/articulo.oa?id=39929212003</w:t>
         </w:r>
       </w:hyperlink>
-    </w:p>
-    <w:p>
-      <w:pPr>
-        <w:pStyle w:val="Normal0"/>
-        <w:ind w:firstLine="708"/>
-        <w:rPr>
-          <w:rFonts w:asciiTheme="minorHAnsi" w:hAnsiTheme="minorHAnsi" w:cstheme="minorHAnsi"/>
-          <w:sz w:val="28"/>
-          <w:szCs w:val="28"/>
-        </w:rPr>
-      </w:pPr>
     </w:p>
     <w:p>
       <w:pPr>
@@ -14064,15 +13738,6 @@
 </file>
 
 <file path=customXml/item1.xml><?xml version="1.0" encoding="utf-8"?>
-<?mso-contentType ?>
-<FormTemplates xmlns="http://schemas.microsoft.com/sharepoint/v3/contenttype/forms">
-  <Display>DocumentLibraryForm</Display>
-  <Edit>DocumentLibraryForm</Edit>
-  <New>DocumentLibraryForm</New>
-</FormTemplates>
-</file>
-
-<file path=customXml/item2.xml><?xml version="1.0" encoding="utf-8"?>
 <p:properties xmlns:p="http://schemas.microsoft.com/office/2006/metadata/properties" xmlns:xsi="http://www.w3.org/2001/XMLSchema-instance" xmlns:pc="http://schemas.microsoft.com/office/infopath/2007/PartnerControls">
   <documentManagement>
     <TaxCatchAll xmlns="13c90a0b-73bc-4dc0-be5f-28d77b615beb" xsi:nil="true"/>
@@ -14083,11 +13748,16 @@
 </p:properties>
 </file>
 
-<file path=customXml/item3.xml><?xml version="1.0" encoding="utf-8"?>
-<b:Sources xmlns:b="http://schemas.openxmlformats.org/officeDocument/2006/bibliography" xmlns="http://schemas.openxmlformats.org/officeDocument/2006/bibliography" SelectedStyle="\APASixthEditionOfficeOnline.xsl" StyleName="APA" Version="6"/>
+<file path=customXml/item2.xml><?xml version="1.0" encoding="utf-8"?>
+<?mso-contentType ?>
+<FormTemplates xmlns="http://schemas.microsoft.com/sharepoint/v3/contenttype/forms">
+  <Display>DocumentLibraryForm</Display>
+  <Edit>DocumentLibraryForm</Edit>
+  <New>DocumentLibraryForm</New>
+</FormTemplates>
 </file>
 
-<file path=customXml/item4.xml><?xml version="1.0" encoding="utf-8"?>
+<file path=customXml/item3.xml><?xml version="1.0" encoding="utf-8"?>
 <ct:contentTypeSchema xmlns:ct="http://schemas.microsoft.com/office/2006/metadata/contentType" xmlns:ma="http://schemas.microsoft.com/office/2006/metadata/properties/metaAttributes" ct:_="" ma:_="" ma:contentTypeName="Documento" ma:contentTypeID="0x0101006A81D6BD42E8DF4C91013959704817E1" ma:contentTypeVersion="15" ma:contentTypeDescription="Crear nuevo documento." ma:contentTypeScope="" ma:versionID="bf4f72ffd194f0963ff564daca6869f7">
   <xsd:schema xmlns:xsd="http://www.w3.org/2001/XMLSchema" xmlns:xs="http://www.w3.org/2001/XMLSchema" xmlns:p="http://schemas.microsoft.com/office/2006/metadata/properties" xmlns:ns2="13c90a0b-73bc-4dc0-be5f-28d77b615beb" xmlns:ns3="13c93bba-48ce-428c-bfe5-88b42c19b028" targetNamespace="http://schemas.microsoft.com/office/2006/metadata/properties" ma:root="true" ma:fieldsID="8718d6f4873a5b1392a45044efa78385" ns2:_="" ns3:_="">
     <xsd:import namespace="13c90a0b-73bc-4dc0-be5f-28d77b615beb"/>
@@ -14322,15 +13992,11 @@
 </ct:contentTypeSchema>
 </file>
 
-<file path=customXml/itemProps1.xml><?xml version="1.0" encoding="utf-8"?>
-<ds:datastoreItem xmlns:ds="http://schemas.openxmlformats.org/officeDocument/2006/customXml" ds:itemID="{81CBDEC1-3B00-44ED-AD36-0268077980BA}">
-  <ds:schemaRefs>
-    <ds:schemaRef ds:uri="http://schemas.microsoft.com/sharepoint/v3/contenttype/forms"/>
-  </ds:schemaRefs>
-</ds:datastoreItem>
+<file path=customXml/item4.xml><?xml version="1.0" encoding="utf-8"?>
+<b:Sources xmlns:b="http://schemas.openxmlformats.org/officeDocument/2006/bibliography" xmlns="http://schemas.openxmlformats.org/officeDocument/2006/bibliography" SelectedStyle="\APASixthEditionOfficeOnline.xsl" StyleName="APA" Version="6"/>
 </file>
 
-<file path=customXml/itemProps2.xml><?xml version="1.0" encoding="utf-8"?>
+<file path=customXml/itemProps1.xml><?xml version="1.0" encoding="utf-8"?>
 <ds:datastoreItem xmlns:ds="http://schemas.openxmlformats.org/officeDocument/2006/customXml" ds:itemID="{1145D752-ACC1-45E1-AB53-0C756F67FC7F}">
   <ds:schemaRefs>
     <ds:schemaRef ds:uri="http://schemas.microsoft.com/office/2006/metadata/properties"/>
@@ -14341,14 +14007,22 @@
 </ds:datastoreItem>
 </file>
 
+<file path=customXml/itemProps2.xml><?xml version="1.0" encoding="utf-8"?>
+<ds:datastoreItem xmlns:ds="http://schemas.openxmlformats.org/officeDocument/2006/customXml" ds:itemID="{81CBDEC1-3B00-44ED-AD36-0268077980BA}">
+  <ds:schemaRefs>
+    <ds:schemaRef ds:uri="http://schemas.microsoft.com/sharepoint/v3/contenttype/forms"/>
+  </ds:schemaRefs>
+</ds:datastoreItem>
+</file>
+
 <file path=customXml/itemProps3.xml><?xml version="1.0" encoding="utf-8"?>
+<ds:datastoreItem xmlns:ds="http://schemas.openxmlformats.org/officeDocument/2006/customXml" ds:itemID="{41C86F54-E03F-41FC-A564-45870E591FB1}"/>
+</file>
+
+<file path=customXml/itemProps4.xml><?xml version="1.0" encoding="utf-8"?>
 <ds:datastoreItem xmlns:ds="http://schemas.openxmlformats.org/officeDocument/2006/customXml" ds:itemID="{E8AB44A3-7C62-4BD2-82ED-8ABC209970FA}">
   <ds:schemaRefs>
     <ds:schemaRef ds:uri="http://schemas.openxmlformats.org/officeDocument/2006/bibliography"/>
   </ds:schemaRefs>
 </ds:datastoreItem>
-</file>
-
-<file path=customXml/itemProps4.xml><?xml version="1.0" encoding="utf-8"?>
-<ds:datastoreItem xmlns:ds="http://schemas.openxmlformats.org/officeDocument/2006/customXml" ds:itemID="{BC2B2620-04A3-4B95-A457-D62C07E58956}"/>
 </file>